--- a/submission/last-ascent-design-intent.docx
+++ b/submission/last-ascent-design-intent.docx
@@ -41,7 +41,7 @@
         <w:spacing w:after="140"/>
       </w:pPr>
       <w:r>
-        <w:t xml:space="preserve">For players who want a two-minute run that ends on a decision rather than a reflex. You are climbing an abandoned tower above a storm-filled city, you cannot stop climbing, and the storm never stops rising. Energy is the only resource, and it is both your score and the only thing keeping you alive.</w:t>
+        <w:t xml:space="preserve">For players who want a short climb where every level is a decision rather than a reflex. You scale a collapsing tower above a storm. Nothing carries you upward, the floor falls away whether you move or not, and the energy you gather is both your score and the only thing keeping you alive.</w:t>
       </w:r>
     </w:p>
     <w:p>
@@ -58,7 +58,7 @@
         <w:spacing w:after="140"/>
       </w:pPr>
       <w:r>
-        <w:t xml:space="preserve">Tap START CLIMBING. Swipe left or right to change lane; tap to jump a gap or a row of spikes. Keyboard equivalents are the arrow keys or A and D, and space to jump. Three buttons along the bottom spend energy: SHIELD absorbs one hit, SURGE pushes the storm back, GRAPPLE pulls you up two floors. The line above the tower always names the thing about to hurt you, so a new player can read what to do without being told first.</w:t>
+        <w:t xml:space="preserve">Press SPACE, or tap, to leap exactly one level. Steer with A and D, or swipe. You can steer in mid-air, so the technique is to jump the moment you land and choose your lane on the way up. Three buttons spend energy: SHIELD absorbs one hit, SURGE pushes the storm back, GRAPPLE pulls you two levels higher. The line above the tower always names the thing about to hurt you, and it is the only tutorial the game needs.</w:t>
       </w:r>
     </w:p>
     <w:p>
@@ -75,7 +75,7 @@
         <w:spacing w:after="140"/>
       </w:pPr>
       <w:r>
-        <w:t xml:space="preserve">You climb automatically and steadily faster. Energy fragments are collected by steering into their lane; spikes and gaps make you slip a floor and a half. The storm rises as a share of your own climbing speed and overtakes you by the last section, so slipping is paid straight to it. Every four floors the three lanes split into safe, danger and unknown, and you choose a route simply by being in that lane when you reach the split — the strategy layer and the action layer share one input, so nothing pauses. Reach floor twenty, light the beacon, and keep the energy you did not spend. Get caught and you keep nothing.</w:t>
+        <w:t xml:space="preserve">Jump, pick a lane, land, take what is there. Ledges are safe, spikes cost a life and your footing, and a gap drops you through. The storm rises faster than it did a moment ago and never stops, so standing still is losing. Every fourteen levels the three lanes split into safe, danger and unknown, each holding a different upgrade, so one swipe chooses your route and your perk together. Sometimes the tower turns and the lanes come back reversed, with a second and a half of warning. Reach level 300 and light the beacon; run out of lives and keep only what you had banked.</w:t>
       </w:r>
     </w:p>
     <w:p>
@@ -92,15 +92,15 @@
         <w:spacing w:after="140"/>
       </w:pPr>
       <w:r>
-        <w:t xml:space="preserve">Implemented and playable: three snapped lanes, accelerating automatic climb, jumping with coyote time and input buffering, collectible energy, spikes and gaps that cost height, the rising storm, the risk multiplier, four route splits per run with rerolled unknown sections, all three spends, the summit and its beacon, banking, persistent best score, reset, and a teaching line that leads with the current threat.</w:t>
-      </w:r>
-    </w:p>
-    <w:p>
-      <w:pPr>
-        <w:spacing w:after="140"/>
-      </w:pPr>
-      <w:r>
-        <w:t xml:space="preserve">Not yet in: audio, hazards beyond spikes and gaps, and any second tower or environment.</w:t>
+        <w:t xml:space="preserve">Implemented and playable: jump-driven climbing across three lanes, an accelerating storm line, ledges, spikes, gaps and falls, energy with a proximity multiplier, supply caches, five stacking upgrades taken at lane splits, three spends, ten banking milestones, the tower turn, the summit and its beacon, persistent best score, reset, and synthesised sound.</w:t>
+      </w:r>
+    </w:p>
+    <w:p>
+      <w:pPr>
+        <w:spacing w:after="140"/>
+      </w:pPr>
+      <w:r>
+        <w:t xml:space="preserve">Not yet in: a second tower, hazards beyond spikes and gaps, and a soundtrack.</w:t>
       </w:r>
     </w:p>
     <w:p>
@@ -117,7 +117,7 @@
         <w:spacing w:after="140"/>
       </w:pPr>
       <w:r>
-        <w:t xml:space="preserve">Climb speed tightens every floor, and the storm's share of that speed rises at every split until it is gaining on a clean run. The signature mechanic is that energy is worth more the closer the storm is — twice within three floors, four times within one and a half. The thing that kills you is the thing that pays you, so climbing fast means outrunning your own income and the real skill is riding just above the front. It also makes SURGE a genuine dilemma: it saves your life and cuts your earnings.</w:t>
+        <w:t xml:space="preserve">The storm accelerates, hazard density rises with height, and the upgrades you pick stack against both. The signature mechanic is that energy is worth more the closer the storm is: double within three levels, quadruple within one and a half. The thing chasing you is the thing paying you, so climbing hard outruns your own income and the skill is riding just above the front. It makes every spend a real loss, because the energy that buys your survival is the score you came for.</w:t>
       </w:r>
     </w:p>
     <w:p>
@@ -134,7 +134,7 @@
         <w:spacing w:after="140"/>
       </w:pPr>
       <w:r>
-        <w:t xml:space="preserve">The full game keeps one tower and one climber and deepens the reasons to stay low — more hazards worth braving, and more ways to convert nerve into height.</w:t>
+        <w:t xml:space="preserve">The full game keeps one tower and one climber and deepens the reasons to stay low, so a run is still a few minutes and a best score is still worth chasing.</w:t>
       </w:r>
     </w:p>
     <w:sectPr>

--- a/submission/last-ascent-design-intent.docx
+++ b/submission/last-ascent-design-intent.docx
@@ -77,7 +77,7 @@
     </w:p>
     <w:p>
       <w:r>
-        <w:t xml:space="preserve">Implemented and playable: jump-driven climbing across three lanes, an accelerating storm line, ledges, spikes, gaps and falls, energy with a proximity multiplier, supply caches, five stacking upgrades taken at lane splits, one spend, ten banking milestones, the tower turn, the summit and its beacon, persistent best score, reset, and synthesised sound.</w:t>
+        <w:t xml:space="preserve">Implemented and playable: jump-driven climbing across three lanes, an accelerating storm line, ledges, spikes, gaps and falls, energy with a proximity multiplier, supply caches, five stacking upgrades taken at lane splits and worn visibly by the climber, one spend, ten banking milestones, the tower turn, the summit and its beacon, persistent best score, reset, and synthesised sound.</w:t>
       </w:r>
     </w:p>
     <w:p>
@@ -110,7 +110,7 @@
     </w:p>
     <w:p>
       <w:r>
-        <w:t xml:space="preserve">The full game keeps one tower and one climber and deepens the reasons to stay low, so a run is still a few minutes and a best score is still worth chasing.</w:t>
+        <w:t xml:space="preserve">The full game keeps one tower and one climber and deepens the reasons to stay low, so a run stays a few minutes and a best score stays worth chasing.</w:t>
       </w:r>
     </w:p>
     <w:sectPr>

--- a/submission/last-ascent-design-intent.docx
+++ b/submission/last-ascent-design-intent.docx
@@ -35,7 +35,7 @@
     </w:p>
     <w:p>
       <w:r>
-        <w:t xml:space="preserve">For players who want a short climb where every level is a decision rather than a reflex. You scale a collapsing tower above a storm. Nothing carries you upward, the floor falls away whether you move or not, and the energy you gather is both your score and the only thing keeping you alive.</w:t>
+        <w:t xml:space="preserve">For players who want a short climb where every level is a decision, not a reflex. Someone is stranded atop a collapsing tower, and the storm is rising faster than they can wait. Nothing carries you upward, the floor falls away whether you move or not, and the energy you gather is both your score and the only thing keeping you alive.</w:t>
       </w:r>
     </w:p>
     <w:p/>
@@ -49,7 +49,7 @@
     </w:p>
     <w:p>
       <w:r>
-        <w:t xml:space="preserve">Press SPACE, or tap, to leap exactly one level. Steer with A and D, or swipe. You can steer in mid-air, so the technique is to jump the moment you land and choose your lane on the way up. There is one spend: press S, or the button, to buy a SHIELD that eats the next hit, paid straight out of your score. The line above the tower always names the thing about to hurt you, and it is the only tutorial the game needs.</w:t>
+        <w:t xml:space="preserve">Press SPACE, or tap, to leap exactly one level. Steer with A and D, or swipe. You can steer in mid-air, so the technique is to jump the moment you land and choose your lane on the way up. One spend: press S, or the button, for a SHIELD that eats the next hit, paid out of your score. The line above the tower always names the thing about to hurt you, and it is the only tutorial the game needs.</w:t>
       </w:r>
     </w:p>
     <w:p/>
@@ -63,7 +63,7 @@
     </w:p>
     <w:p>
       <w:r>
-        <w:t xml:space="preserve">Jump, pick a lane, land, take what is there. Ledges are safe, spikes cost a life and your footing, and a gap drops you through. The storm rises faster than it did a moment ago and never stops, so standing still is losing. Every fourteen levels the three lanes split into safe, danger and unknown, each holding a different upgrade, so one swipe chooses your route and your perk together. Sometimes the tower turns and the lanes come back reversed, with a second and a half of warning. Reach level 300 and light the beacon; run out of lives and keep only what you had banked.</w:t>
+        <w:t xml:space="preserve">Jump, pick a lane, land, take what is there. Ledges are safe, spikes cost a life and your footing, and a gap drops you through. The storm rises faster than it did a moment ago and never stops, so standing still is losing. Every fourteen levels the three lanes split into safe, danger and unknown, each holding a different upgrade, so one swipe chooses your route and your perk together. Sometimes the tower turns and the lanes come back reversed, with a second and a half of warning. Reach level 300 and you reach them; run out of lives and keep only what you banked.</w:t>
       </w:r>
     </w:p>
     <w:p/>
@@ -77,7 +77,7 @@
     </w:p>
     <w:p>
       <w:r>
-        <w:t xml:space="preserve">Implemented and playable: jump-driven climbing across three lanes, an accelerating storm line, ledges, spikes, gaps and falls, energy with a proximity multiplier, supply caches, five stacking upgrades taken at lane splits and worn visibly by the climber, one spend, ten banking milestones, the tower turn, the summit and its beacon, persistent best score, reset, and synthesised sound.</w:t>
+        <w:t xml:space="preserve">Implemented and playable: jump-driven climbing across three lanes, an accelerating storm line, ledges, spikes, gaps and falls, energy with a proximity multiplier, supply caches, five stacking upgrades taken at lane splits and worn visibly by the climber, one spend, ten banking milestones, the tower turn, the summit and the person on it, persistent best score, reset, and synthesised sound.</w:t>
       </w:r>
     </w:p>
     <w:p>
@@ -110,7 +110,7 @@
     </w:p>
     <w:p>
       <w:r>
-        <w:t xml:space="preserve">The full game keeps one tower and one climber and deepens the reasons to stay low, so a run stays a few minutes and a best score stays worth chasing.</w:t>
+        <w:t xml:space="preserve">The full game keeps one tower and one climber and deepens the reasons to stay low, so a run stays short and a best score stays worth chasing.</w:t>
       </w:r>
     </w:p>
     <w:sectPr>

--- a/submission/last-ascent-design-intent.docx
+++ b/submission/last-ascent-design-intent.docx
@@ -35,7 +35,7 @@
     </w:p>
     <w:p>
       <w:r>
-        <w:t xml:space="preserve">For players who want a short climb where every level is a decision, not a reflex. Someone is stranded atop a collapsing tower, and the storm is rising faster than they can wait. Nothing carries you upward, the floor falls away whether you move or not, and the energy you gather is both your score and the only thing keeping you alive.</w:t>
+        <w:t xml:space="preserve">For players who want a short, tense climb where every level is a decision rather than a reflex. Someone is stranded atop a collapsing tower and the storm below is rising faster than they can wait. A session runs a few minutes: gather energy, spend it to stay alive, and beat your own best.</w:t>
       </w:r>
     </w:p>
     <w:p/>
@@ -49,7 +49,7 @@
     </w:p>
     <w:p>
       <w:r>
-        <w:t xml:space="preserve">Press SPACE, or tap, to leap exactly one level. Steer with A and D, or swipe. You can steer in mid-air, so the technique is to jump the moment you land and choose your lane on the way up. One spend: press S, or the button, for a SHIELD that eats the next hit, paid out of your score. The line above the tower always names the thing about to hurt you, and it is the only tutorial the game needs.</w:t>
+        <w:t xml:space="preserve">Press SPACE or tap to leap exactly one level. Steer with A and D, or swipe. You can steer in mid-air, so the technique is to jump the moment you land and pick your lane on the way up. Press S, or the button, to convert 18 energy into a SHIELD that absorbs the next hit. The line above the tower always names the thing about to hurt you.</w:t>
       </w:r>
     </w:p>
     <w:p/>
@@ -63,7 +63,7 @@
     </w:p>
     <w:p>
       <w:r>
-        <w:t xml:space="preserve">Jump, pick a lane, land, take what is there. Ledges are safe, spikes cost a life and your footing, and a gap drops you through. The storm rises faster than it did a moment ago and never stops, so standing still is losing. Every fourteen levels the three lanes split into safe, danger and unknown, each holding a different upgrade, so one swipe chooses your route and your perk together. Sometimes the tower turns and the lanes come back reversed, with a second and a half of warning. Reach level 300 and you reach them; run out of lives and keep only what you banked.</w:t>
+        <w:t xml:space="preserve">The primary action is one press, one level, choosing which of three lanes to land in. Ledges are safe, spikes cost a life and your footing, gaps drop you through. The goal is level 300 and the person waiting there; you lose when three lives are gone or the storm passes you, and reset is one tap. Feedback is constant: the storm gap counts down on screen, energy pays double within three levels of the line and quadruple within one and a half, a ring at the climber's feet turns red when the lane above will hurt him and violet when the tower is about to turn, and every thirtieth level banks your score. It repeats well because one swipe picks your route, your risk and your income together, and the greedy line always sits slightly too close to the storm.</w:t>
       </w:r>
     </w:p>
     <w:p/>
@@ -77,12 +77,7 @@
     </w:p>
     <w:p>
       <w:r>
-        <w:t xml:space="preserve">Implemented and playable: jump-driven climbing across three lanes, an accelerating storm line, ledges, spikes, gaps and falls, energy with a proximity multiplier, supply caches, five stacking upgrades taken at lane splits and worn visibly by the climber, one spend, ten banking milestones, the tower turn, the summit and the person on it, persistent best score, reset, and synthesised sound.</w:t>
-      </w:r>
-    </w:p>
-    <w:p>
-      <w:r>
-        <w:t xml:space="preserve">Not yet in: a second tower, hazards beyond spikes and gaps, and a soundtrack.</w:t>
+        <w:t xml:space="preserve">Implemented and playable: jump-driven climbing across three lanes; an accelerating storm line; ledges, spikes, gaps and falls; energy with a proximity multiplier; supply caches; five stacking upgrades taken at lane splits and worn visibly on the climber; one spend; ten banking milestones; the tower turn; the summit and the person on it; persistent best score; reset; synthesised sound. Not yet in: a second tower, hazards beyond spikes and gaps, and music.</w:t>
       </w:r>
     </w:p>
     <w:p/>
@@ -96,7 +91,7 @@
     </w:p>
     <w:p>
       <w:r>
-        <w:t xml:space="preserve">The storm accelerates, hazard density rises with height, and the upgrades you pick stack against both. The signature mechanic is that energy is worth more the closer the storm is: double within three levels, quadruple within one and a half. The thing chasing you is the thing paying you, so climbing hard outruns your own income and the skill is riding just above the front. It makes the shield a real loss, because the energy that buys your survival is the score you came for. There were three spends and two were cut after measurement showed nobody could reach them mid-climb: one that fires beats three that do not.</w:t>
+        <w:t xml:space="preserve">In one sitting a judge sees the first lane split and a guaranteed tower turn by level three, hazard density rising to full by level eighty, the storm accelerating throughout, and a score-banking milestone every thirty levels. Most first runs end between levels sixty and one hundred fifty, and the milestone snapshots mean a partial run still scores. The signature mechanic is that energy is worth more the closer the storm is, so the thing chasing you is the thing paying you, and climbing hard outruns your own income.</w:t>
       </w:r>
     </w:p>
     <w:p/>
@@ -110,7 +105,7 @@
     </w:p>
     <w:p>
       <w:r>
-        <w:t xml:space="preserve">The full game keeps one tower and one climber and deepens the reasons to stay low, so a run stays short and a best score stays worth chasing.</w:t>
+        <w:t xml:space="preserve">One tower, one climber, deeper reasons to stay low, so a run stays short and a best score stays worth chasing.</w:t>
       </w:r>
     </w:p>
     <w:sectPr>

--- a/submission/last-ascent-design-intent.docx
+++ b/submission/last-ascent-design-intent.docx
@@ -35,7 +35,7 @@
     </w:p>
     <w:p>
       <w:r>
-        <w:t xml:space="preserve">For players who want a short, tense climb where every level is a decision rather than a reflex. Someone is stranded atop a collapsing tower and the storm below is rising faster than they can wait. A session runs a few minutes: gather energy, spend it to stay alive, and beat your own best.</w:t>
+        <w:t xml:space="preserve">For players who want a short, tense climb where every level is a decision rather than a reflex. Someone is stranded atop a collapsing tower and the storm below is rising faster than they can wait. A session runs a few minutes: gather, spend to survive, beat your best.</w:t>
       </w:r>
     </w:p>
     <w:p/>
@@ -49,7 +49,7 @@
     </w:p>
     <w:p>
       <w:r>
-        <w:t xml:space="preserve">Press SPACE or tap to leap exactly one level. Steer with A and D, or swipe. You can steer in mid-air, so the technique is to jump the moment you land and pick your lane on the way up. Press S, or the button, to convert 18 energy into a SHIELD that absorbs the next hit. The line above the tower always names the thing about to hurt you.</w:t>
+        <w:t xml:space="preserve">Tap START CLIMBING on the opening card and you are playing. Press SPACE or tap to leap exactly one level. Steer with A and D, or swipe. You can steer in mid-air, so the technique is to jump the moment you land and pick your lane on the way up. Press S, or the button, to convert 18 energy into a SHIELD that absorbs the next hit.</w:t>
       </w:r>
     </w:p>
     <w:p/>
@@ -77,7 +77,7 @@
     </w:p>
     <w:p>
       <w:r>
-        <w:t xml:space="preserve">Implemented and playable: jump-driven climbing across three lanes; an accelerating storm line; ledges, spikes, gaps and falls; energy with a proximity multiplier; supply caches; five stacking upgrades taken at lane splits and worn visibly on the climber; one spend; ten banking milestones; the tower turn; the summit and the person on it; persistent best score; reset; synthesised sound. Not yet in: a second tower, hazards beyond spikes and gaps, and music.</w:t>
+        <w:t xml:space="preserve">Implemented and playable: jump-driven climbing across three lanes; an accelerating storm line; ledges, spikes, gaps and falls; energy with a proximity multiplier; supply caches; five stacking upgrades taken at lane splits, worn visibly; one spend; ten banking milestones; the tower turn; the summit and the person on it; persistent best score; reset; synthesised sound. Not yet in: a second tower, hazards beyond spikes and gaps, and music.</w:t>
       </w:r>
     </w:p>
     <w:p/>
@@ -91,7 +91,7 @@
     </w:p>
     <w:p>
       <w:r>
-        <w:t xml:space="preserve">In one sitting a judge sees the first lane split and a guaranteed tower turn by level three, hazard density rising to full by level eighty, the storm accelerating throughout, and a score-banking milestone every thirty levels. Most first runs end between levels sixty and one hundred fifty, and the milestone snapshots mean a partial run still scores. The signature mechanic is that energy is worth more the closer the storm is, so the thing chasing you is the thing paying you, and climbing hard outruns your own income.</w:t>
+        <w:t xml:space="preserve">In one sitting a judge sees the first lane split and a guaranteed tower turn by level three, hazard density rising to full by level eighty, the storm accelerating throughout, and a score-banking milestone every thirty levels. Most first runs end between levels 60 and 150, and the milestone snapshots mean a partial run still scores. The signature mechanic is that energy is worth more the closer the storm is, so the thing chasing you is the thing paying you, and climbing hard outruns your own income.</w:t>
       </w:r>
     </w:p>
     <w:p/>
@@ -105,7 +105,7 @@
     </w:p>
     <w:p>
       <w:r>
-        <w:t xml:space="preserve">One tower, one climber, deeper reasons to stay low, so a run stays short and a best score stays worth chasing.</w:t>
+        <w:t xml:space="preserve">Rebuilt on the creation tools it stays one tower, one climber and one resource, and grows the reasons to stay low: hazards that move where the safe lane is rather than adding more, and a daily seeded tower worth one short run every day.</w:t>
       </w:r>
     </w:p>
     <w:sectPr>
